--- a/a7/build/out/u3/A7 3.04 Negative Exponent Law - Lesson Plan.docx
+++ b/a7/build/out/u3/A7 3.04 Negative Exponent Law - Lesson Plan.docx
@@ -1661,7 +1661,7 @@
                 <w:color w:val="1A1A1A"/>
                 <w:sz w:val="19"/>
               </w:rPr>
-              <w:t>Post the target; say the 'today' line and nothing else yet.</w:t>
+              <w:t>Post the target; say the one line the Teacher's Edition gives for it, and nothing else yet.</w:t>
             </w:r>
           </w:p>
         </w:tc>

--- a/a7/build/out/u3/A7 3.04 Negative Exponent Law - Lesson Plan.docx
+++ b/a7/build/out/u3/A7 3.04 Negative Exponent Law - Lesson Plan.docx
@@ -5554,7 +5554,7 @@
                 <w:color w:val="1A1A1A"/>
                 <w:sz w:val="21"/>
               </w:rPr>
-              <w:t xml:space="preserve">  The lesson turns on two English words. Put RECIPROCAL (flip it) and OPPOSITE (change the sign) side by side on the board with 8 → 1/8 under one and 8 → −8 under the other, and point at them on every board that asks for a value.</w:t>
+              <w:t xml:space="preserve">  The lesson turns on two English words. Put RECIPROCAL (flip it) and OPPOSITE (change the sign) side by side on the board with 'the reciprocal of 8 is 1/8' under one and 'the opposite of 8 is −8' under the other, and point at them on every board that asks for a value.</w:t>
             </w:r>
           </w:p>
           <w:p>

--- a/a7/build/out/u3/A7 3.04 Negative Exponent Law - Lesson Plan.docx
+++ b/a7/build/out/u3/A7 3.04 Negative Exponent Law - Lesson Plan.docx
@@ -1094,7 +1094,7 @@
                 <w:color w:val="1A1A1A"/>
                 <w:sz w:val="20"/>
               </w:rPr>
-              <w:t>Board 5 — when the room splits between 1/25 and −25, the sixty-second re-vote before the reveal.</w:t>
+              <w:t>Board 5 — when the room splits between 1/49 and −49, the sixty-second re-vote before the reveal.</w:t>
             </w:r>
           </w:p>
         </w:tc>
@@ -3311,7 +3311,7 @@
                 <w:color w:val="1A1A1A"/>
                 <w:sz w:val="20"/>
               </w:rPr>
-              <w:t>Ellen writes 5</w:t>
+              <w:t>Ellen writes 12</w:t>
             </w:r>
             <w:r>
               <w:rPr>
@@ -3330,7 +3330,7 @@
                 <w:color w:val="1A1A1A"/>
                 <w:sz w:val="20"/>
               </w:rPr>
-              <w:t xml:space="preserve"> = −25. What would have to be true about the expression for −25 to be the answer?</w:t>
+              <w:t xml:space="preserve"> = −144. What would have to be true about the expression for −144 to be the answer?</w:t>
             </w:r>
           </w:p>
         </w:tc>
@@ -4262,7 +4262,7 @@
                     <a:graphicData uri="http://schemas.openxmlformats.org/drawingml/2006/picture">
                       <pic:pic>
                         <pic:nvPicPr>
-                          <pic:cNvPr id="0" name="226839dd8c5e5afe.png"/>
+                          <pic:cNvPr id="0" name="fd8ee9af7fdbd160.png"/>
                           <pic:cNvPicPr/>
                         </pic:nvPicPr>
                         <pic:blipFill>
@@ -4309,7 +4309,7 @@
             <w:r>
               <w:drawing>
                 <wp:inline xmlns:a="http://schemas.openxmlformats.org/drawingml/2006/main" xmlns:pic="http://schemas.openxmlformats.org/drawingml/2006/picture">
-                  <wp:extent cx="167640" cy="216408"/>
+                  <wp:extent cx="222504" cy="213360"/>
                   <wp:docPr id="6" name="Picture 6"/>
                   <wp:cNvGraphicFramePr>
                     <a:graphicFrameLocks noChangeAspect="1"/>
@@ -4318,7 +4318,7 @@
                     <a:graphicData uri="http://schemas.openxmlformats.org/drawingml/2006/picture">
                       <pic:pic>
                         <pic:nvPicPr>
-                          <pic:cNvPr id="0" name="1b1abb82462e383c.png"/>
+                          <pic:cNvPr id="0" name="b561d07bd2e4c8c6.png"/>
                           <pic:cNvPicPr/>
                         </pic:nvPicPr>
                         <pic:blipFill>
@@ -4330,7 +4330,7 @@
                         <pic:spPr>
                           <a:xfrm>
                             <a:off x="0" y="0"/>
-                            <a:ext cx="167640" cy="216408"/>
+                            <a:ext cx="222504" cy="213360"/>
                           </a:xfrm>
                           <a:prstGeom prst="rect"/>
                         </pic:spPr>
@@ -4369,7 +4369,7 @@
                 <w:color w:val="1A1A1A"/>
                 <w:sz w:val="18"/>
               </w:rPr>
-              <w:t>1/8 — the base's own sign was dropped [8.NSO.1.3: rational bases include negatives]; −8 — the negative exponent was treated as positive</w:t>
+              <w:t>1/27 — the base's own sign was dropped [8.NSO.1.3: rational bases include negatives]; −27 — the negative exponent was treated as positive</w:t>
             </w:r>
           </w:p>
         </w:tc>
@@ -4432,7 +4432,7 @@
             <w:r>
               <w:drawing>
                 <wp:inline xmlns:a="http://schemas.openxmlformats.org/drawingml/2006/main" xmlns:pic="http://schemas.openxmlformats.org/drawingml/2006/picture">
-                  <wp:extent cx="213360" cy="143256"/>
+                  <wp:extent cx="213360" cy="140208"/>
                   <wp:docPr id="7" name="Picture 7"/>
                   <wp:cNvGraphicFramePr>
                     <a:graphicFrameLocks noChangeAspect="1"/>
@@ -4441,7 +4441,7 @@
                     <a:graphicData uri="http://schemas.openxmlformats.org/drawingml/2006/picture">
                       <pic:pic>
                         <pic:nvPicPr>
-                          <pic:cNvPr id="0" name="ef9c046f279ffe4d.png"/>
+                          <pic:cNvPr id="0" name="b8315503d34e4d6e.png"/>
                           <pic:cNvPicPr/>
                         </pic:nvPicPr>
                         <pic:blipFill>
@@ -4453,7 +4453,7 @@
                         <pic:spPr>
                           <a:xfrm>
                             <a:off x="0" y="0"/>
-                            <a:ext cx="213360" cy="143256"/>
+                            <a:ext cx="213360" cy="140208"/>
                           </a:xfrm>
                           <a:prstGeom prst="rect"/>
                         </pic:spPr>
@@ -4501,7 +4501,7 @@
                 <w:color w:val="9E1B32"/>
                 <w:sz w:val="18"/>
               </w:rPr>
-              <w:t>B — 1/25</w:t>
+              <w:t>B — 1/49</w:t>
             </w:r>
           </w:p>
         </w:tc>
@@ -4532,7 +4532,7 @@
                 <w:color w:val="1A1A1A"/>
                 <w:sz w:val="18"/>
               </w:rPr>
-              <w:t>(A) reciprocal of 5 · 2 instead of 5</w:t>
+              <w:t>(A) reciprocal of 7 · 2 instead of 7</w:t>
             </w:r>
             <w:r>
               <w:rPr>
@@ -4551,7 +4551,7 @@
                 <w:color w:val="1A1A1A"/>
                 <w:sz w:val="18"/>
               </w:rPr>
-              <w:t xml:space="preserve"> [reciprocal right, power wrong]; (C) the negative exponent was read as a negative value, −(5</w:t>
+              <w:t xml:space="preserve"> [reciprocal right, power wrong]; (C) the negative exponent was read as a negative value, −(7</w:t>
             </w:r>
             <w:r>
               <w:rPr>
@@ -4589,7 +4589,7 @@
                 <w:color w:val="1A1A1A"/>
                 <w:sz w:val="18"/>
               </w:rPr>
-              <w:t>]; (D) multiplied the base by the exponent, 5 · (−2) [misconception: exponent treated as a factor]</w:t>
+              <w:t>]; (D) multiplied the base by the exponent, 7 · (−2) [misconception: exponent treated as a factor]</w:t>
             </w:r>
           </w:p>
         </w:tc>
@@ -4652,7 +4652,7 @@
             <w:r>
               <w:drawing>
                 <wp:inline xmlns:a="http://schemas.openxmlformats.org/drawingml/2006/main" xmlns:pic="http://schemas.openxmlformats.org/drawingml/2006/picture">
-                  <wp:extent cx="457200" cy="143256"/>
+                  <wp:extent cx="460247" cy="140208"/>
                   <wp:docPr id="8" name="Picture 8"/>
                   <wp:cNvGraphicFramePr>
                     <a:graphicFrameLocks noChangeAspect="1"/>
@@ -4661,7 +4661,7 @@
                     <a:graphicData uri="http://schemas.openxmlformats.org/drawingml/2006/picture">
                       <pic:pic>
                         <pic:nvPicPr>
-                          <pic:cNvPr id="0" name="c11df6f955dbd18f.png"/>
+                          <pic:cNvPr id="0" name="d0af022d0f16f5ce.png"/>
                           <pic:cNvPicPr/>
                         </pic:nvPicPr>
                         <pic:blipFill>
@@ -4673,7 +4673,7 @@
                         <pic:spPr>
                           <a:xfrm>
                             <a:off x="0" y="0"/>
-                            <a:ext cx="457200" cy="143256"/>
+                            <a:ext cx="460247" cy="140208"/>
                           </a:xfrm>
                           <a:prstGeom prst="rect"/>
                         </pic:spPr>
@@ -4721,7 +4721,7 @@
                 <w:color w:val="9E1B32"/>
                 <w:sz w:val="18"/>
               </w:rPr>
-              <w:t>D — 6</w:t>
+              <w:t>D — 4</w:t>
             </w:r>
             <w:r>
               <w:rPr>
@@ -4731,7 +4731,7 @@
                 <w:sz w:val="18"/>
                 <w:vertAlign w:val="superscript"/>
               </w:rPr>
-              <w:t>3</w:t>
+              <w:t>4</w:t>
             </w:r>
           </w:p>
         </w:tc>
@@ -4762,7 +4762,7 @@
                 <w:color w:val="1A1A1A"/>
                 <w:sz w:val="18"/>
               </w:rPr>
-              <w:t>(A) multiplied the exponents [confused with power of a power]; (B) multiplied the bases as well [7.NSO.1.1 misconception: operating on the bases]; (C) subtracted instead of adding, −2 − 5 [product law: add the exponents, including a negative one]</w:t>
+              <w:t>(A) multiplied the exponents [confused with power of a power]; (B) multiplied the bases as well [7.NSO.1.1 misconception: operating on the bases]; (C) subtracted instead of adding, −3 − 7 [product law: add the exponents, including a negative one]</w:t>
             </w:r>
           </w:p>
         </w:tc>
@@ -4998,7 +4998,7 @@
             <w:r>
               <w:drawing>
                 <wp:inline xmlns:a="http://schemas.openxmlformats.org/drawingml/2006/main" xmlns:pic="http://schemas.openxmlformats.org/drawingml/2006/picture">
-                  <wp:extent cx="164592" cy="259080"/>
+                  <wp:extent cx="222504" cy="243840"/>
                   <wp:docPr id="10" name="Picture 10"/>
                   <wp:cNvGraphicFramePr>
                     <a:graphicFrameLocks noChangeAspect="1"/>
@@ -5007,7 +5007,7 @@
                     <a:graphicData uri="http://schemas.openxmlformats.org/drawingml/2006/picture">
                       <pic:pic>
                         <pic:nvPicPr>
-                          <pic:cNvPr id="0" name="53c16ad5fc3475cf.png"/>
+                          <pic:cNvPr id="0" name="da4b2806a208aea3.png"/>
                           <pic:cNvPicPr/>
                         </pic:nvPicPr>
                         <pic:blipFill>
@@ -5019,7 +5019,7 @@
                         <pic:spPr>
                           <a:xfrm>
                             <a:off x="0" y="0"/>
-                            <a:ext cx="164592" cy="259080"/>
+                            <a:ext cx="222504" cy="243840"/>
                           </a:xfrm>
                           <a:prstGeom prst="rect"/>
                         </pic:spPr>
@@ -5054,7 +5054,7 @@
             <w:r>
               <w:drawing>
                 <wp:inline xmlns:a="http://schemas.openxmlformats.org/drawingml/2006/main" xmlns:pic="http://schemas.openxmlformats.org/drawingml/2006/picture">
-                  <wp:extent cx="109728" cy="231648"/>
+                  <wp:extent cx="167640" cy="231648"/>
                   <wp:docPr id="11" name="Picture 11"/>
                   <wp:cNvGraphicFramePr>
                     <a:graphicFrameLocks noChangeAspect="1"/>
@@ -5063,7 +5063,7 @@
                     <a:graphicData uri="http://schemas.openxmlformats.org/drawingml/2006/picture">
                       <pic:pic>
                         <pic:nvPicPr>
-                          <pic:cNvPr id="0" name="9137124fd5f3855c.png"/>
+                          <pic:cNvPr id="0" name="e01b39f5c2a1640a.png"/>
                           <pic:cNvPicPr/>
                         </pic:nvPicPr>
                         <pic:blipFill>
@@ -5075,7 +5075,7 @@
                         <pic:spPr>
                           <a:xfrm>
                             <a:off x="0" y="0"/>
-                            <a:ext cx="109728" cy="231648"/>
+                            <a:ext cx="167640" cy="231648"/>
                           </a:xfrm>
                           <a:prstGeom prst="rect"/>
                         </pic:spPr>
@@ -5114,7 +5114,7 @@
                 <w:color w:val="1A1A1A"/>
                 <w:sz w:val="18"/>
               </w:rPr>
-              <w:t>9</w:t>
+              <w:t>11</w:t>
             </w:r>
             <w:r>
               <w:rPr>
@@ -5133,7 +5133,7 @@
                 <w:color w:val="1A1A1A"/>
                 <w:sz w:val="18"/>
               </w:rPr>
-              <w:t xml:space="preserve"> or 1/81 — subtracted 5 − 3 ignoring the sign [integer subtraction, MA.7 prerequisite]; 9</w:t>
+              <w:t xml:space="preserve"> or 1/121 — subtracted 4 − 2 ignoring the sign [integer subtraction, MA.7 prerequisite]; 11</w:t>
             </w:r>
             <w:r>
               <w:rPr>
@@ -5143,7 +5143,7 @@
                 <w:sz w:val="18"/>
                 <w:vertAlign w:val="superscript"/>
               </w:rPr>
-              <w:t>8</w:t>
+              <w:t>6</w:t>
             </w:r>
             <w:r>
               <w:rPr>
@@ -5219,7 +5219,7 @@
                 <w:color w:val="1A1A1A"/>
                 <w:sz w:val="18"/>
               </w:rPr>
-              <w:t>Ellen says the value of 5</w:t>
+              <w:t>Ellen says the value of 12</w:t>
             </w:r>
             <w:r>
               <w:rPr>
@@ -5238,7 +5238,7 @@
                 <w:color w:val="1A1A1A"/>
                 <w:sz w:val="18"/>
               </w:rPr>
-              <w:t xml:space="preserve"> is −25. Explain why she is wrong, and show the correct value.</w:t>
+              <w:t xml:space="preserve"> is −144. Explain why she is wrong, and show the correct value.</w:t>
             </w:r>
           </w:p>
         </w:tc>
@@ -5269,7 +5269,7 @@
                 <w:color w:val="9E1B32"/>
                 <w:sz w:val="18"/>
               </w:rPr>
-              <w:t>5</w:t>
+              <w:t>12</w:t>
             </w:r>
             <w:r>
               <w:rPr>
@@ -5288,7 +5288,7 @@
                 <w:color w:val="9E1B32"/>
                 <w:sz w:val="18"/>
               </w:rPr>
-              <w:t xml:space="preserve"> = 1/5</w:t>
+              <w:t xml:space="preserve"> = 1/12</w:t>
             </w:r>
             <w:r>
               <w:rPr>
@@ -5307,7 +5307,7 @@
                 <w:color w:val="9E1B32"/>
                 <w:sz w:val="18"/>
               </w:rPr>
-              <w:t xml:space="preserve"> = 1/25</w:t>
+              <w:t xml:space="preserve"> = 1/144</w:t>
             </w:r>
           </w:p>
         </w:tc>
@@ -5338,7 +5338,7 @@
                 <w:color w:val="1A1A1A"/>
                 <w:sz w:val="18"/>
               </w:rPr>
-              <w:t>'−1/25' — took the reciprocal AND the opposite [B1G-M 8.NSO.1.3 task: −b vs b</w:t>
+              <w:t>'−1/144' — took the reciprocal AND the opposite [B1G-M 8.NSO.1.3 task: −b vs b</w:t>
             </w:r>
             <w:r>
               <w:rPr>
@@ -5357,7 +5357,7 @@
                 <w:color w:val="1A1A1A"/>
                 <w:sz w:val="18"/>
               </w:rPr>
-              <w:t>]; 'she forgot parentheses' — confused 5</w:t>
+              <w:t>]; 'she forgot parentheses' — confused 12</w:t>
             </w:r>
             <w:r>
               <w:rPr>
@@ -5376,7 +5376,7 @@
                 <w:color w:val="1A1A1A"/>
                 <w:sz w:val="18"/>
               </w:rPr>
-              <w:t xml:space="preserve"> with (−5)</w:t>
+              <w:t xml:space="preserve"> with (−12)</w:t>
             </w:r>
             <w:r>
               <w:rPr>
